--- a/legal/16-contract-generator/output-contracts/PackA-Simple/16_BIEN_BAN_NGHIEM_THU.docx
+++ b/legal/16-contract-generator/output-contracts/PackA-Simple/16_BIEN_BAN_NGHIEM_THU.docx
@@ -4,172 +4,193 @@
   <w:body>
     <w:p>
       <w:pPr>
-        <w:spacing w:after="80" w:before="0" w:line="276" w:lineRule="auto"/>
-        <w:jc w:val="left"/>
+        <w:spacing w:before="20" w:after="60" w:line="276" w:lineRule="auto"/>
+        <w:jc w:val="center"/>
       </w:pPr>
       <w:r>
-        <w:t>﻿# BIÊN BẢN NGHIỆM THU DỊCH VỤ HOÀN THÀNH</w:t>
+        <w:t xml:space="preserve">﻿| </w:t>
+      </w:r>
+      <w:r>
+        <w:rPr>
+          <w:b/>
+        </w:rPr>
+        <w:t>ĐƠN VỊ CUNG CẤP DỊCH VỤ</w:t>
+      </w:r>
+      <w:r>
+        <w:t>&lt;br&gt;</w:t>
+      </w:r>
+      <w:r>
+        <w:rPr>
+          <w:b/>
+        </w:rPr>
+        <w:t>LOCALMATE VIỆT NAM</w:t>
+      </w:r>
+      <w:r>
+        <w:t xml:space="preserve">&lt;br&gt;Số: [SO_NGHIEM_THU]/BBNT-LM/[NAM] | </w:t>
+      </w:r>
+      <w:r>
+        <w:rPr>
+          <w:b/>
+        </w:rPr>
+        <w:t>CỘNG HÒA XÃ HỘI CHỦ NGHĨA VIỆT NAM</w:t>
+      </w:r>
+      <w:r>
+        <w:t>&lt;br&gt;</w:t>
+      </w:r>
+      <w:r>
+        <w:rPr>
+          <w:b/>
+        </w:rPr>
+        <w:t>Độc lập - Tự do - Hạnh phúc</w:t>
+      </w:r>
+      <w:r>
+        <w:t>&lt;br&gt;----------------o0o----------------&lt;br&gt;</w:t>
+      </w:r>
+      <w:r>
+        <w:rPr>
+          <w:i/>
+        </w:rPr>
+        <w:t>Hà Nội, ngày [NGAY] tháng [THANG] năm 202[X]</w:t>
+      </w:r>
+      <w:r>
+        <w:t xml:space="preserve"> |</w:t>
       </w:r>
     </w:p>
     <w:p>
       <w:pPr>
-        <w:spacing w:before="200" w:after="80" w:line="276" w:lineRule="auto"/>
+        <w:spacing w:before="240" w:after="80" w:line="288" w:lineRule="auto"/>
         <w:jc w:val="center"/>
       </w:pPr>
       <w:r>
         <w:rPr>
           <w:b/>
-          <w:color w:val="0D7647"/>
-          <w:sz w:val="26"/>
+          <w:color w:val="0F172A"/>
+          <w:sz w:val="29"/>
+        </w:rPr>
+        <w:t>BIÊN BẢN NGHIỆM THU HOÀN THÀNH DỊCH VỤ</w:t>
+      </w:r>
+    </w:p>
+    <w:p>
+      <w:pPr>
+        <w:spacing w:before="20" w:after="60" w:line="276" w:lineRule="auto"/>
+        <w:jc w:val="both"/>
+      </w:pPr>
+      <w:r>
+        <w:rPr>
+          <w:b/>
         </w:rPr>
         <w:t>(SERVICE ACCEPTANCE CERTIFICATE)</w:t>
       </w:r>
     </w:p>
     <w:p>
       <w:pPr>
-        <w:spacing w:after="80" w:before="0" w:line="276" w:lineRule="auto"/>
+        <w:spacing w:before="20" w:after="40" w:line="276" w:lineRule="auto"/>
+        <w:ind w:left="288"/>
+        <w:jc w:val="both"/>
+      </w:pPr>
+      <w:r>
+        <w:rPr>
+          <w:i/>
+          <w:color w:val="0F172A"/>
+          <w:sz w:val="20"/>
+        </w:rPr>
+        <w:t>- Căn cứ Bộ luật Dân sự số 91/2015/QH13 ngày 24/11/2015 (Điều 513, Điều 518 về kiểm tra và tiếp nhận kết quả dịch vụ);</w:t>
+      </w:r>
+    </w:p>
+    <w:p>
+      <w:pPr>
+        <w:spacing w:before="20" w:after="40" w:line="276" w:lineRule="auto"/>
+        <w:ind w:left="288"/>
+        <w:jc w:val="both"/>
+      </w:pPr>
+      <w:r>
+        <w:rPr>
+          <w:i/>
+          <w:color w:val="0F172A"/>
+          <w:sz w:val="20"/>
+        </w:rPr>
+        <w:t>- Căn cứ Luật Thương mại số 36/2005/QH11 ngày 14/06/2005 (Điều 74, Điều 79 về quyền và nghĩa vụ của các bên trong hợp đồng dịch vụ);</w:t>
+      </w:r>
+    </w:p>
+    <w:p>
+      <w:pPr>
+        <w:spacing w:before="20" w:after="40" w:line="276" w:lineRule="auto"/>
+        <w:ind w:left="288"/>
+        <w:jc w:val="both"/>
+      </w:pPr>
+      <w:r>
+        <w:rPr>
+          <w:i/>
+          <w:color w:val="0F172A"/>
+          <w:sz w:val="20"/>
+        </w:rPr>
+        <w:t>- Căn cứ Nghị định số 123/2020/NĐ-CP ngày 19/10/2020 của Chính phủ quy định về hóa đơn, chứng từ;</w:t>
+      </w:r>
+    </w:p>
+    <w:p>
+      <w:pPr>
+        <w:spacing w:before="20" w:after="40" w:line="276" w:lineRule="auto"/>
+        <w:ind w:left="288"/>
+        <w:jc w:val="both"/>
+      </w:pPr>
+      <w:r>
+        <w:rPr>
+          <w:i/>
+          <w:color w:val="0F172A"/>
+          <w:sz w:val="20"/>
+        </w:rPr>
+        <w:t>- Căn cứ Hợp đồng Dịch vụ số: LM-MSA-2026-088 ký ngày [NGAY_KY_HD] giữa Hai Bên;</w:t>
+      </w:r>
+    </w:p>
+    <w:p>
+      <w:pPr>
+        <w:spacing w:before="20" w:after="40" w:line="276" w:lineRule="auto"/>
+        <w:ind w:left="288"/>
+        <w:jc w:val="both"/>
+      </w:pPr>
+      <w:r>
+        <w:rPr>
+          <w:i/>
+          <w:color w:val="0F172A"/>
+          <w:sz w:val="20"/>
+        </w:rPr>
+        <w:t>- Căn cứ Bản đặc tả phạm vi công việc (SOW) số: LM-SOW-2026-088 và kết quả triển khai thực tế.</w:t>
+      </w:r>
+    </w:p>
+    <w:p>
+      <w:pPr>
+        <w:spacing w:before="20" w:after="60" w:line="276" w:lineRule="auto"/>
+        <w:jc w:val="both"/>
+      </w:pPr>
+      <w:r>
+        <w:t>Hôm nay, ngày [NGAY] tháng [THANG] năm 202[X], tại trụ sở các bên, Hai Bên tiến hành kiểm tra, đánh giá và lập Biên bản nghiệm thu đối với các sản phẩm dịch vụ kỹ thuật số đã hoàn thành như sau:</w:t>
+      </w:r>
+    </w:p>
+    <w:p>
+      <w:pPr>
+        <w:spacing w:before="180" w:after="60" w:line="276" w:lineRule="auto"/>
         <w:jc w:val="left"/>
       </w:pPr>
       <w:r>
         <w:rPr>
           <w:b/>
-        </w:rPr>
-        <w:t>Mã hiệu văn bản:</w:t>
-      </w:r>
-      <w:r>
-        <w:t xml:space="preserve"> </w:t>
-      </w:r>
-      <w:r>
-        <w:rPr>
-          <w:rFonts w:ascii="Consolas" w:hAnsi="Consolas"/>
-          <w:color w:val="B42828"/>
-          <w:sz w:val="20"/>
-        </w:rPr>
-        <w:t>LM-OPS-ACC-16</w:t>
-      </w:r>
-      <w:r>
-        <w:t xml:space="preserve">  </w:t>
-      </w:r>
-    </w:p>
-    <w:p>
-      <w:pPr>
-        <w:spacing w:after="80" w:before="0" w:line="276" w:lineRule="auto"/>
-        <w:jc w:val="left"/>
-      </w:pPr>
-      <w:r>
-        <w:rPr>
-          <w:i/>
-        </w:rPr>
-        <w:t>(Căn cứ theo Hợp đồng Dịch vụ Khung số: LM-MSA-2026-088/LM-MSA và Bản SOW số: LM-SOW-2026-088)</w:t>
-      </w:r>
-      <w:r>
-        <w:t xml:space="preserve">  </w:t>
-      </w:r>
-    </w:p>
-    <w:p>
-      <w:pPr>
-        <w:spacing w:after="80" w:before="0" w:line="276" w:lineRule="auto"/>
-        <w:jc w:val="left"/>
-      </w:pPr>
-      <w:r>
-        <w:rPr>
-          <w:b/>
-        </w:rPr>
-        <w:t>Căn cứ pháp lý:</w:t>
-      </w:r>
-      <w:r>
-        <w:t xml:space="preserve">  </w:t>
-      </w:r>
-    </w:p>
-    <w:p>
-      <w:pPr>
-        <w:spacing w:after="60" w:before="20" w:line="276" w:lineRule="auto"/>
-        <w:ind w:left="360"/>
-        <w:jc w:val="left"/>
-      </w:pPr>
-      <w:r>
-        <w:rPr>
-          <w:i/>
-        </w:rPr>
-        <w:t>•  Bộ luật Dân sự số 91/2015/QH13 (Điều 513, Điều 518 về kiểm tra và tiếp nhận kết quả dịch vụ);</w:t>
-      </w:r>
-      <w:r>
-        <w:t xml:space="preserve">  </w:t>
-      </w:r>
-    </w:p>
-    <w:p>
-      <w:pPr>
-        <w:spacing w:after="60" w:before="20" w:line="276" w:lineRule="auto"/>
-        <w:ind w:left="360"/>
-        <w:jc w:val="left"/>
-      </w:pPr>
-      <w:r>
-        <w:rPr>
-          <w:i/>
-        </w:rPr>
-        <w:t>•  Luật Thương mại số 36/2005/QH11 (Điều 74, Điều 79 về quyền và nghĩa vụ của bên thuê dịch vụ);</w:t>
-      </w:r>
-      <w:r>
-        <w:t xml:space="preserve">  </w:t>
-      </w:r>
-    </w:p>
-    <w:p>
-      <w:pPr>
-        <w:spacing w:after="60" w:before="20" w:line="276" w:lineRule="auto"/>
-        <w:ind w:left="360"/>
-        <w:jc w:val="left"/>
-      </w:pPr>
-      <w:r>
-        <w:rPr>
-          <w:i/>
-        </w:rPr>
-        <w:t>•  Nghị định số 123/2020/NĐ-CP (Khoản 2 Điều 9 về thời điểm lập hóa đơn khi hoàn thành dịch vụ hoặc từng giai đoạn nghiệm thu).</w:t>
-      </w:r>
-    </w:p>
-    <w:p>
-      <w:pPr>
-        <w:spacing w:after="120" w:before="80"/>
-      </w:pPr>
-      <w:r>
-        <w:rPr>
-          <w:color w:val="CBD5E1"/>
-        </w:rPr>
-        <w:t>―――――――――――――――――――――――――――――――――――――――――――――――――――――――</w:t>
-      </w:r>
-    </w:p>
-    <w:p>
-      <w:pPr>
-        <w:spacing w:after="80" w:before="0" w:line="276" w:lineRule="auto"/>
-        <w:jc w:val="left"/>
-      </w:pPr>
-      <w:r>
-        <w:t>Hôm nay, ngày [NGAY] tháng [THANG] năm 202[X], tại [DIA_DIEM], Hai Bên tiến hành kiểm tra, đánh giá và lập Biên bản nghiệm thu đối với các sản phẩm dịch vụ kỹ thuật số theo hợp đồng đã ký kết:</w:t>
-      </w:r>
-    </w:p>
-    <w:p>
-      <w:pPr>
-        <w:spacing w:before="160" w:after="60"/>
-      </w:pPr>
-      <w:r>
-        <w:rPr>
-          <w:b/>
-          <w:color w:val="0D7647"/>
-          <w:sz w:val="23"/>
+          <w:color w:val="0F172A"/>
+          <w:sz w:val="22"/>
         </w:rPr>
         <w:t>ĐƠN VỊ SỬ DỤNG DỊCH VỤ (BÊN A - KHÁCH HÀNG):</w:t>
       </w:r>
     </w:p>
     <w:p>
       <w:pPr>
-        <w:spacing w:after="60" w:before="20" w:line="276" w:lineRule="auto"/>
+        <w:spacing w:before="20" w:after="40" w:line="276" w:lineRule="auto"/>
         <w:ind w:left="360"/>
-        <w:jc w:val="left"/>
+        <w:jc w:val="both"/>
       </w:pPr>
       <w:r>
         <w:rPr>
           <w:b/>
         </w:rPr>
-        <w:t>•  Tên doanh nghiệp / Hộ kinh doanh:</w:t>
+        <w:t>Tên doanh nghiệp / Hộ kinh doanh:</w:t>
       </w:r>
       <w:r>
         <w:t xml:space="preserve"> CÔNG TY TNHH THỜI TRANG ĐỊA PHƯƠNG SÀI GÒN</w:t>
@@ -177,15 +198,15 @@
     </w:p>
     <w:p>
       <w:pPr>
-        <w:spacing w:after="60" w:before="20" w:line="276" w:lineRule="auto"/>
+        <w:spacing w:before="20" w:after="40" w:line="276" w:lineRule="auto"/>
         <w:ind w:left="360"/>
-        <w:jc w:val="left"/>
+        <w:jc w:val="both"/>
       </w:pPr>
       <w:r>
         <w:rPr>
           <w:b/>
         </w:rPr>
-        <w:t>•  Mã số thuế:</w:t>
+        <w:t>Mã số thuế:</w:t>
       </w:r>
       <w:r>
         <w:t xml:space="preserve"> 0317888888</w:t>
@@ -193,15 +214,15 @@
     </w:p>
     <w:p>
       <w:pPr>
-        <w:spacing w:after="60" w:before="20" w:line="276" w:lineRule="auto"/>
+        <w:spacing w:before="20" w:after="40" w:line="276" w:lineRule="auto"/>
         <w:ind w:left="360"/>
-        <w:jc w:val="left"/>
+        <w:jc w:val="both"/>
       </w:pPr>
       <w:r>
         <w:rPr>
           <w:b/>
         </w:rPr>
-        <w:t>•  Địa chỉ:</w:t>
+        <w:t>Địa chỉ:</w:t>
       </w:r>
       <w:r>
         <w:t xml:space="preserve"> 123 Đường Nguyễn Trãi, Phường Bến Thành, Quận 1, TP. Hồ Chí Minh</w:t>
@@ -209,15 +230,15 @@
     </w:p>
     <w:p>
       <w:pPr>
-        <w:spacing w:after="60" w:before="20" w:line="276" w:lineRule="auto"/>
+        <w:spacing w:before="20" w:after="40" w:line="276" w:lineRule="auto"/>
         <w:ind w:left="360"/>
-        <w:jc w:val="left"/>
+        <w:jc w:val="both"/>
       </w:pPr>
       <w:r>
         <w:rPr>
           <w:b/>
         </w:rPr>
-        <w:t>•  Đại diện nghiệm thu:</w:t>
+        <w:t>Đại diện nghiệm thu:</w:t>
       </w:r>
       <w:r>
         <w:t xml:space="preserve"> NGUYỄN VĂN AN | </w:t>
@@ -234,28 +255,29 @@
     </w:p>
     <w:p>
       <w:pPr>
-        <w:spacing w:before="160" w:after="60"/>
+        <w:spacing w:before="180" w:after="60" w:line="276" w:lineRule="auto"/>
+        <w:jc w:val="left"/>
       </w:pPr>
       <w:r>
         <w:rPr>
           <w:b/>
-          <w:color w:val="0D7647"/>
-          <w:sz w:val="23"/>
+          <w:color w:val="0F172A"/>
+          <w:sz w:val="22"/>
         </w:rPr>
         <w:t>ĐƠN VỊ CUNG CẤP DỊCH VỤ (BÊN B - LOCALMATE):</w:t>
       </w:r>
     </w:p>
     <w:p>
       <w:pPr>
-        <w:spacing w:after="60" w:before="20" w:line="276" w:lineRule="auto"/>
+        <w:spacing w:before="20" w:after="40" w:line="276" w:lineRule="auto"/>
         <w:ind w:left="360"/>
-        <w:jc w:val="left"/>
+        <w:jc w:val="both"/>
       </w:pPr>
       <w:r>
         <w:rPr>
           <w:b/>
         </w:rPr>
-        <w:t>•  Tổ chức:</w:t>
+        <w:t>Tổ chức:</w:t>
       </w:r>
       <w:r>
         <w:t xml:space="preserve"> CÔNG TY TNHH CÔNG NGHỆ VÀ TRUYỀN THÔNG LOCALMATE</w:t>
@@ -263,15 +285,15 @@
     </w:p>
     <w:p>
       <w:pPr>
-        <w:spacing w:after="60" w:before="20" w:line="276" w:lineRule="auto"/>
+        <w:spacing w:before="20" w:after="40" w:line="276" w:lineRule="auto"/>
         <w:ind w:left="360"/>
-        <w:jc w:val="left"/>
+        <w:jc w:val="both"/>
       </w:pPr>
       <w:r>
         <w:rPr>
           <w:b/>
         </w:rPr>
-        <w:t>•  Mã số thuế:</w:t>
+        <w:t>Mã số thuế:</w:t>
       </w:r>
       <w:r>
         <w:t xml:space="preserve"> 0318999999</w:t>
@@ -279,15 +301,15 @@
     </w:p>
     <w:p>
       <w:pPr>
-        <w:spacing w:after="60" w:before="20" w:line="276" w:lineRule="auto"/>
+        <w:spacing w:before="20" w:after="40" w:line="276" w:lineRule="auto"/>
         <w:ind w:left="360"/>
-        <w:jc w:val="left"/>
+        <w:jc w:val="both"/>
       </w:pPr>
       <w:r>
         <w:rPr>
           <w:b/>
         </w:rPr>
-        <w:t>•  Địa chỉ:</w:t>
+        <w:t>Địa chỉ:</w:t>
       </w:r>
       <w:r>
         <w:t xml:space="preserve"> Tầng 5, Tòa nhà Innovation, Phường Bến Nghé, Quận 1, TP. Hồ Chí Minh</w:t>
@@ -295,15 +317,15 @@
     </w:p>
     <w:p>
       <w:pPr>
-        <w:spacing w:after="60" w:before="20" w:line="276" w:lineRule="auto"/>
+        <w:spacing w:before="20" w:after="40" w:line="276" w:lineRule="auto"/>
         <w:ind w:left="360"/>
-        <w:jc w:val="left"/>
+        <w:jc w:val="both"/>
       </w:pPr>
       <w:r>
         <w:rPr>
           <w:b/>
         </w:rPr>
-        <w:t>•  Đại diện kỹ thuật:</w:t>
+        <w:t>Đại diện kỹ thuật:</w:t>
       </w:r>
       <w:r>
         <w:t xml:space="preserve"> PHẠM NGUYÊN VŨ | </w:t>
@@ -320,15 +342,15 @@
     </w:p>
     <w:p>
       <w:pPr>
-        <w:spacing w:after="60" w:before="20" w:line="276" w:lineRule="auto"/>
+        <w:spacing w:before="20" w:after="40" w:line="276" w:lineRule="auto"/>
         <w:ind w:left="360"/>
-        <w:jc w:val="left"/>
+        <w:jc w:val="both"/>
       </w:pPr>
       <w:r>
         <w:rPr>
           <w:b/>
         </w:rPr>
-        <w:t>•  Hotline:</w:t>
+        <w:t>Hotline:</w:t>
       </w:r>
       <w:r>
         <w:t xml:space="preserve"> 0834.422.439 | </w:t>
@@ -345,32 +367,22 @@
     </w:p>
     <w:p>
       <w:pPr>
-        <w:spacing w:after="120" w:before="80"/>
-      </w:pPr>
-      <w:r>
-        <w:rPr>
-          <w:color w:val="CBD5E1"/>
-        </w:rPr>
-        <w:t>―――――――――――――――――――――――――――――――――――――――――――――――――――――――</w:t>
-      </w:r>
-    </w:p>
-    <w:p>
-      <w:pPr>
-        <w:spacing w:before="160" w:after="60"/>
+        <w:spacing w:before="180" w:after="60" w:line="276" w:lineRule="auto"/>
+        <w:jc w:val="left"/>
       </w:pPr>
       <w:r>
         <w:rPr>
           <w:b/>
-          <w:color w:val="0D7647"/>
-          <w:sz w:val="23"/>
+          <w:color w:val="0F172A"/>
+          <w:sz w:val="22"/>
         </w:rPr>
         <w:t>ĐIỀU 1. ĐỐI TƯỢNG VÀ PHẠM VI NGHIỆM THU</w:t>
       </w:r>
     </w:p>
     <w:p>
       <w:pPr>
-        <w:spacing w:after="80" w:before="0" w:line="276" w:lineRule="auto"/>
-        <w:jc w:val="left"/>
+        <w:spacing w:before="20" w:after="60" w:line="276" w:lineRule="auto"/>
+        <w:jc w:val="both"/>
       </w:pPr>
       <w:r>
         <w:t xml:space="preserve">Hai Bên tiến hành nghiệm thu đối với toàn bộ các sản phẩm bàn giao thuộc dự án: </w:t>
@@ -387,8 +399,7 @@
       <w:r>
         <w:rPr>
           <w:rFonts w:ascii="Consolas" w:hAnsi="Consolas"/>
-          <w:color w:val="B42828"/>
-          <w:sz w:val="20"/>
+          <w:sz w:val="19"/>
         </w:rPr>
         <w:t>LM-SOW-2026-088</w:t>
       </w:r>
@@ -398,9 +409,8 @@
     </w:p>
     <w:p>
       <w:pPr>
-        <w:spacing w:after="60" w:before="20" w:line="276" w:lineRule="auto"/>
-        <w:ind w:left="288"/>
-        <w:jc w:val="left"/>
+        <w:spacing w:before="20" w:after="60" w:line="276" w:lineRule="auto"/>
+        <w:jc w:val="both"/>
       </w:pPr>
       <w:r>
         <w:t xml:space="preserve">1. </w:t>
@@ -417,8 +427,7 @@
       <w:r>
         <w:rPr>
           <w:rFonts w:ascii="Consolas" w:hAnsi="Consolas"/>
-          <w:color w:val="B42828"/>
-          <w:sz w:val="20"/>
+          <w:sz w:val="19"/>
         </w:rPr>
         <w:t>localfashion.vn</w:t>
       </w:r>
@@ -428,9 +437,8 @@
     </w:p>
     <w:p>
       <w:pPr>
-        <w:spacing w:after="60" w:before="20" w:line="276" w:lineRule="auto"/>
-        <w:ind w:left="288"/>
-        <w:jc w:val="left"/>
+        <w:spacing w:before="20" w:after="60" w:line="276" w:lineRule="auto"/>
+        <w:jc w:val="both"/>
       </w:pPr>
       <w:r>
         <w:t xml:space="preserve">2. </w:t>
@@ -447,8 +455,7 @@
       <w:r>
         <w:rPr>
           <w:rFonts w:ascii="Consolas" w:hAnsi="Consolas"/>
-          <w:color w:val="B42828"/>
-          <w:sz w:val="20"/>
+          <w:sz w:val="19"/>
         </w:rPr>
         <w:t>Local Fashion Sài Gòn - Thời Trang Thiết Kế</w:t>
       </w:r>
@@ -458,9 +465,8 @@
     </w:p>
     <w:p>
       <w:pPr>
-        <w:spacing w:after="60" w:before="20" w:line="276" w:lineRule="auto"/>
-        <w:ind w:left="288"/>
-        <w:jc w:val="left"/>
+        <w:spacing w:before="20" w:after="60" w:line="276" w:lineRule="auto"/>
+        <w:jc w:val="both"/>
       </w:pPr>
       <w:r>
         <w:t xml:space="preserve">3. </w:t>
@@ -477,8 +483,7 @@
       <w:r>
         <w:rPr>
           <w:rFonts w:ascii="Consolas" w:hAnsi="Consolas"/>
-          <w:color w:val="B42828"/>
-          <w:sz w:val="20"/>
+          <w:sz w:val="19"/>
         </w:rPr>
         <w:t>[GOOGLE_ADS_CID]</w:t>
       </w:r>
@@ -488,9 +493,8 @@
     </w:p>
     <w:p>
       <w:pPr>
-        <w:spacing w:after="60" w:before="20" w:line="276" w:lineRule="auto"/>
-        <w:ind w:left="288"/>
-        <w:jc w:val="left"/>
+        <w:spacing w:before="20" w:after="60" w:line="276" w:lineRule="auto"/>
+        <w:jc w:val="both"/>
       </w:pPr>
       <w:r>
         <w:t xml:space="preserve">4. </w:t>
@@ -507,24 +511,14 @@
     </w:p>
     <w:p>
       <w:pPr>
-        <w:spacing w:after="120" w:before="80"/>
-      </w:pPr>
-      <w:r>
-        <w:rPr>
-          <w:color w:val="CBD5E1"/>
-        </w:rPr>
-        <w:t>―――――――――――――――――――――――――――――――――――――――――――――――――――――――</w:t>
-      </w:r>
-    </w:p>
-    <w:p>
-      <w:pPr>
-        <w:spacing w:before="160" w:after="60"/>
+        <w:spacing w:before="180" w:after="60" w:line="276" w:lineRule="auto"/>
+        <w:jc w:val="left"/>
       </w:pPr>
       <w:r>
         <w:rPr>
           <w:b/>
-          <w:color w:val="0D7647"/>
-          <w:sz w:val="23"/>
+          <w:color w:val="0F172A"/>
+          <w:sz w:val="22"/>
         </w:rPr>
         <w:t>ĐIỀU 2. BẢNG KIỂM TRA ĐÁNH GIÁ KỸ THUẬT (UAT CHECKLIST)</w:t>
       </w:r>
@@ -544,24 +538,28 @@
         </w:tblBorders>
       </w:tblPr>
       <w:tblGrid>
-        <w:gridCol w:w="1921"/>
-        <w:gridCol w:w="1921"/>
-        <w:gridCol w:w="1921"/>
-        <w:gridCol w:w="1921"/>
-        <w:gridCol w:w="1921"/>
+        <w:gridCol w:w="1950"/>
+        <w:gridCol w:w="1950"/>
+        <w:gridCol w:w="1950"/>
+        <w:gridCol w:w="1950"/>
+        <w:gridCol w:w="1950"/>
       </w:tblGrid>
       <w:tr>
+        <w:trPr>
+          <w:cantSplit/>
+        </w:trPr>
         <w:tc>
           <w:tcPr>
-            <w:tcW w:type="dxa" w:w="1921"/>
+            <w:tcW w:type="dxa" w:w="936"/>
             <w:vAlign w:val="center"/>
+            <w:tcW w:w="936" w:type="dxa"/>
             <w:tcMar>
-              <w:top w:w="120" w:type="dxa"/>
-              <w:bottom w:w="120" w:type="dxa"/>
-              <w:left w:w="160" w:type="dxa"/>
-              <w:right w:w="160" w:type="dxa"/>
+              <w:top w:w="90" w:type="dxa"/>
+              <w:bottom w:w="90" w:type="dxa"/>
+              <w:left w:w="100" w:type="dxa"/>
+              <w:right w:w="100" w:type="dxa"/>
             </w:tcMar>
-            <w:shd w:fill="EDF7F1"/>
+            <w:shd w:fill="F8FAFC"/>
           </w:tcPr>
           <w:p>
             <w:r/>
@@ -574,7 +572,7 @@
             <w:r>
               <w:rPr>
                 <w:b/>
-                <w:color w:val="0D7647"/>
+                <w:sz w:val="20"/>
               </w:rPr>
               <w:t>STT</w:t>
             </w:r>
@@ -582,15 +580,16 @@
         </w:tc>
         <w:tc>
           <w:tcPr>
-            <w:tcW w:type="dxa" w:w="1921"/>
+            <w:tcW w:type="dxa" w:w="2088"/>
             <w:vAlign w:val="center"/>
+            <w:tcW w:w="2088" w:type="dxa"/>
             <w:tcMar>
-              <w:top w:w="120" w:type="dxa"/>
-              <w:bottom w:w="120" w:type="dxa"/>
-              <w:left w:w="160" w:type="dxa"/>
-              <w:right w:w="160" w:type="dxa"/>
+              <w:top w:w="90" w:type="dxa"/>
+              <w:bottom w:w="90" w:type="dxa"/>
+              <w:left w:w="100" w:type="dxa"/>
+              <w:right w:w="100" w:type="dxa"/>
             </w:tcMar>
-            <w:shd w:fill="EDF7F1"/>
+            <w:shd w:fill="F8FAFC"/>
           </w:tcPr>
           <w:p>
             <w:r/>
@@ -603,7 +602,7 @@
             <w:r>
               <w:rPr>
                 <w:b/>
-                <w:color w:val="0D7647"/>
+                <w:sz w:val="20"/>
               </w:rPr>
               <w:t>HẠNG MỤC KIỂM TRA</w:t>
             </w:r>
@@ -611,15 +610,16 @@
         </w:tc>
         <w:tc>
           <w:tcPr>
-            <w:tcW w:type="dxa" w:w="1921"/>
+            <w:tcW w:type="dxa" w:w="3989"/>
             <w:vAlign w:val="center"/>
+            <w:tcW w:w="3988" w:type="dxa"/>
             <w:tcMar>
-              <w:top w:w="120" w:type="dxa"/>
-              <w:bottom w:w="120" w:type="dxa"/>
-              <w:left w:w="160" w:type="dxa"/>
-              <w:right w:w="160" w:type="dxa"/>
+              <w:top w:w="90" w:type="dxa"/>
+              <w:bottom w:w="90" w:type="dxa"/>
+              <w:left w:w="100" w:type="dxa"/>
+              <w:right w:w="100" w:type="dxa"/>
             </w:tcMar>
-            <w:shd w:fill="EDF7F1"/>
+            <w:shd w:fill="F8FAFC"/>
           </w:tcPr>
           <w:p>
             <w:r/>
@@ -632,7 +632,7 @@
             <w:r>
               <w:rPr>
                 <w:b/>
-                <w:color w:val="0D7647"/>
+                <w:sz w:val="20"/>
               </w:rPr>
               <w:t>TIÊU CHÍ KỸ THUẬT ĐỐI CHIẾU</w:t>
             </w:r>
@@ -640,15 +640,16 @@
         </w:tc>
         <w:tc>
           <w:tcPr>
-            <w:tcW w:type="dxa" w:w="1921"/>
+            <w:tcW w:type="dxa" w:w="1656"/>
             <w:vAlign w:val="center"/>
+            <w:tcW w:w="1655" w:type="dxa"/>
             <w:tcMar>
-              <w:top w:w="120" w:type="dxa"/>
-              <w:bottom w:w="120" w:type="dxa"/>
-              <w:left w:w="160" w:type="dxa"/>
-              <w:right w:w="160" w:type="dxa"/>
+              <w:top w:w="90" w:type="dxa"/>
+              <w:bottom w:w="90" w:type="dxa"/>
+              <w:left w:w="100" w:type="dxa"/>
+              <w:right w:w="100" w:type="dxa"/>
             </w:tcMar>
-            <w:shd w:fill="EDF7F1"/>
+            <w:shd w:fill="F8FAFC"/>
           </w:tcPr>
           <w:p>
             <w:r/>
@@ -661,7 +662,7 @@
             <w:r>
               <w:rPr>
                 <w:b/>
-                <w:color w:val="0D7647"/>
+                <w:sz w:val="20"/>
               </w:rPr>
               <w:t>KẾT QUẢ ĐÁNH GIÁ THỰC TẾ</w:t>
             </w:r>
@@ -669,15 +670,16 @@
         </w:tc>
         <w:tc>
           <w:tcPr>
-            <w:tcW w:type="dxa" w:w="1921"/>
+            <w:tcW w:type="dxa" w:w="1080"/>
             <w:vAlign w:val="center"/>
+            <w:tcW w:w="1080" w:type="dxa"/>
             <w:tcMar>
-              <w:top w:w="120" w:type="dxa"/>
-              <w:bottom w:w="120" w:type="dxa"/>
-              <w:left w:w="160" w:type="dxa"/>
-              <w:right w:w="160" w:type="dxa"/>
+              <w:top w:w="90" w:type="dxa"/>
+              <w:bottom w:w="90" w:type="dxa"/>
+              <w:left w:w="100" w:type="dxa"/>
+              <w:right w:w="100" w:type="dxa"/>
             </w:tcMar>
-            <w:shd w:fill="EDF7F1"/>
+            <w:shd w:fill="F8FAFC"/>
           </w:tcPr>
           <w:p>
             <w:r/>
@@ -690,7 +692,7 @@
             <w:r>
               <w:rPr>
                 <w:b/>
-                <w:color w:val="0D7647"/>
+                <w:sz w:val="20"/>
               </w:rPr>
               <w:t>KẾT LUẬN</w:t>
             </w:r>
@@ -698,17 +700,21 @@
         </w:tc>
       </w:tr>
       <w:tr>
+        <w:trPr>
+          <w:cantSplit/>
+        </w:trPr>
         <w:tc>
           <w:tcPr>
-            <w:tcW w:type="dxa" w:w="1921"/>
+            <w:tcW w:type="dxa" w:w="936"/>
             <w:vAlign w:val="center"/>
+            <w:tcW w:w="936" w:type="dxa"/>
             <w:tcMar>
-              <w:top w:w="120" w:type="dxa"/>
-              <w:bottom w:w="120" w:type="dxa"/>
-              <w:left w:w="160" w:type="dxa"/>
-              <w:right w:w="160" w:type="dxa"/>
+              <w:top w:w="80" w:type="dxa"/>
+              <w:bottom w:w="80" w:type="dxa"/>
+              <w:left w:w="100" w:type="dxa"/>
+              <w:right w:w="100" w:type="dxa"/>
             </w:tcMar>
-            <w:shd w:fill="F8FAFC"/>
+            <w:shd w:fill="FFFFFF"/>
           </w:tcPr>
           <w:p>
             <w:r/>
@@ -716,7 +722,7 @@
           <w:p>
             <w:pPr>
               <w:spacing w:before="0" w:after="40" w:line="276" w:lineRule="auto"/>
-              <w:jc w:val="left"/>
+              <w:jc w:val="center"/>
             </w:pPr>
             <w:r>
               <w:rPr>
@@ -728,15 +734,16 @@
         </w:tc>
         <w:tc>
           <w:tcPr>
-            <w:tcW w:type="dxa" w:w="1921"/>
+            <w:tcW w:type="dxa" w:w="2088"/>
             <w:vAlign w:val="center"/>
+            <w:tcW w:w="2088" w:type="dxa"/>
             <w:tcMar>
-              <w:top w:w="120" w:type="dxa"/>
-              <w:bottom w:w="120" w:type="dxa"/>
-              <w:left w:w="160" w:type="dxa"/>
-              <w:right w:w="160" w:type="dxa"/>
+              <w:top w:w="80" w:type="dxa"/>
+              <w:bottom w:w="80" w:type="dxa"/>
+              <w:left w:w="100" w:type="dxa"/>
+              <w:right w:w="100" w:type="dxa"/>
             </w:tcMar>
-            <w:shd w:fill="F8FAFC"/>
+            <w:shd w:fill="FFFFFF"/>
           </w:tcPr>
           <w:p>
             <w:r/>
@@ -756,15 +763,16 @@
         </w:tc>
         <w:tc>
           <w:tcPr>
-            <w:tcW w:type="dxa" w:w="1921"/>
+            <w:tcW w:type="dxa" w:w="3989"/>
             <w:vAlign w:val="center"/>
+            <w:tcW w:w="3988" w:type="dxa"/>
             <w:tcMar>
-              <w:top w:w="120" w:type="dxa"/>
-              <w:bottom w:w="120" w:type="dxa"/>
-              <w:left w:w="160" w:type="dxa"/>
-              <w:right w:w="160" w:type="dxa"/>
+              <w:top w:w="80" w:type="dxa"/>
+              <w:bottom w:w="80" w:type="dxa"/>
+              <w:left w:w="100" w:type="dxa"/>
+              <w:right w:w="100" w:type="dxa"/>
             </w:tcMar>
-            <w:shd w:fill="F8FAFC"/>
+            <w:shd w:fill="FFFFFF"/>
           </w:tcPr>
           <w:p>
             <w:r/>
@@ -781,15 +789,16 @@
         </w:tc>
         <w:tc>
           <w:tcPr>
-            <w:tcW w:type="dxa" w:w="1921"/>
+            <w:tcW w:type="dxa" w:w="1656"/>
             <w:vAlign w:val="center"/>
+            <w:tcW w:w="1655" w:type="dxa"/>
             <w:tcMar>
-              <w:top w:w="120" w:type="dxa"/>
-              <w:bottom w:w="120" w:type="dxa"/>
-              <w:left w:w="160" w:type="dxa"/>
-              <w:right w:w="160" w:type="dxa"/>
+              <w:top w:w="80" w:type="dxa"/>
+              <w:bottom w:w="80" w:type="dxa"/>
+              <w:left w:w="100" w:type="dxa"/>
+              <w:right w:w="100" w:type="dxa"/>
             </w:tcMar>
-            <w:shd w:fill="F8FAFC"/>
+            <w:shd w:fill="FFFFFF"/>
           </w:tcPr>
           <w:p>
             <w:r/>
@@ -815,15 +824,16 @@
         </w:tc>
         <w:tc>
           <w:tcPr>
-            <w:tcW w:type="dxa" w:w="1921"/>
+            <w:tcW w:type="dxa" w:w="1080"/>
             <w:vAlign w:val="center"/>
+            <w:tcW w:w="1080" w:type="dxa"/>
             <w:tcMar>
-              <w:top w:w="120" w:type="dxa"/>
-              <w:bottom w:w="120" w:type="dxa"/>
-              <w:left w:w="160" w:type="dxa"/>
-              <w:right w:w="160" w:type="dxa"/>
+              <w:top w:w="80" w:type="dxa"/>
+              <w:bottom w:w="80" w:type="dxa"/>
+              <w:left w:w="100" w:type="dxa"/>
+              <w:right w:w="100" w:type="dxa"/>
             </w:tcMar>
-            <w:shd w:fill="F8FAFC"/>
+            <w:shd w:fill="FFFFFF"/>
           </w:tcPr>
           <w:p>
             <w:r/>
@@ -831,7 +841,7 @@
           <w:p>
             <w:pPr>
               <w:spacing w:before="0" w:after="40" w:line="276" w:lineRule="auto"/>
-              <w:jc w:val="left"/>
+              <w:jc w:val="center"/>
             </w:pPr>
             <w:r>
               <w:rPr>
@@ -843,17 +853,21 @@
         </w:tc>
       </w:tr>
       <w:tr>
+        <w:trPr>
+          <w:cantSplit/>
+        </w:trPr>
         <w:tc>
           <w:tcPr>
-            <w:tcW w:type="dxa" w:w="1921"/>
+            <w:tcW w:type="dxa" w:w="936"/>
             <w:vAlign w:val="center"/>
+            <w:tcW w:w="936" w:type="dxa"/>
             <w:tcMar>
-              <w:top w:w="120" w:type="dxa"/>
-              <w:bottom w:w="120" w:type="dxa"/>
-              <w:left w:w="160" w:type="dxa"/>
-              <w:right w:w="160" w:type="dxa"/>
+              <w:top w:w="80" w:type="dxa"/>
+              <w:bottom w:w="80" w:type="dxa"/>
+              <w:left w:w="100" w:type="dxa"/>
+              <w:right w:w="100" w:type="dxa"/>
             </w:tcMar>
-            <w:shd w:fill="FFFFFF"/>
+            <w:shd w:fill="FAFAFA"/>
           </w:tcPr>
           <w:p>
             <w:r/>
@@ -861,7 +875,7 @@
           <w:p>
             <w:pPr>
               <w:spacing w:before="0" w:after="40" w:line="276" w:lineRule="auto"/>
-              <w:jc w:val="left"/>
+              <w:jc w:val="center"/>
             </w:pPr>
             <w:r>
               <w:rPr>
@@ -873,15 +887,16 @@
         </w:tc>
         <w:tc>
           <w:tcPr>
-            <w:tcW w:type="dxa" w:w="1921"/>
+            <w:tcW w:type="dxa" w:w="2088"/>
             <w:vAlign w:val="center"/>
+            <w:tcW w:w="2088" w:type="dxa"/>
             <w:tcMar>
-              <w:top w:w="120" w:type="dxa"/>
-              <w:bottom w:w="120" w:type="dxa"/>
-              <w:left w:w="160" w:type="dxa"/>
-              <w:right w:w="160" w:type="dxa"/>
+              <w:top w:w="80" w:type="dxa"/>
+              <w:bottom w:w="80" w:type="dxa"/>
+              <w:left w:w="100" w:type="dxa"/>
+              <w:right w:w="100" w:type="dxa"/>
             </w:tcMar>
-            <w:shd w:fill="FFFFFF"/>
+            <w:shd w:fill="FAFAFA"/>
           </w:tcPr>
           <w:p>
             <w:r/>
@@ -901,15 +916,16 @@
         </w:tc>
         <w:tc>
           <w:tcPr>
-            <w:tcW w:type="dxa" w:w="1921"/>
+            <w:tcW w:type="dxa" w:w="3989"/>
             <w:vAlign w:val="center"/>
+            <w:tcW w:w="3988" w:type="dxa"/>
             <w:tcMar>
-              <w:top w:w="120" w:type="dxa"/>
-              <w:bottom w:w="120" w:type="dxa"/>
-              <w:left w:w="160" w:type="dxa"/>
-              <w:right w:w="160" w:type="dxa"/>
+              <w:top w:w="80" w:type="dxa"/>
+              <w:bottom w:w="80" w:type="dxa"/>
+              <w:left w:w="100" w:type="dxa"/>
+              <w:right w:w="100" w:type="dxa"/>
             </w:tcMar>
-            <w:shd w:fill="FFFFFF"/>
+            <w:shd w:fill="FAFAFA"/>
           </w:tcPr>
           <w:p>
             <w:r/>
@@ -926,15 +942,16 @@
         </w:tc>
         <w:tc>
           <w:tcPr>
-            <w:tcW w:type="dxa" w:w="1921"/>
+            <w:tcW w:type="dxa" w:w="1656"/>
             <w:vAlign w:val="center"/>
+            <w:tcW w:w="1655" w:type="dxa"/>
             <w:tcMar>
-              <w:top w:w="120" w:type="dxa"/>
-              <w:bottom w:w="120" w:type="dxa"/>
-              <w:left w:w="160" w:type="dxa"/>
-              <w:right w:w="160" w:type="dxa"/>
+              <w:top w:w="80" w:type="dxa"/>
+              <w:bottom w:w="80" w:type="dxa"/>
+              <w:left w:w="100" w:type="dxa"/>
+              <w:right w:w="100" w:type="dxa"/>
             </w:tcMar>
-            <w:shd w:fill="FFFFFF"/>
+            <w:shd w:fill="FAFAFA"/>
           </w:tcPr>
           <w:p>
             <w:r/>
@@ -960,15 +977,16 @@
         </w:tc>
         <w:tc>
           <w:tcPr>
-            <w:tcW w:type="dxa" w:w="1921"/>
+            <w:tcW w:type="dxa" w:w="1080"/>
             <w:vAlign w:val="center"/>
+            <w:tcW w:w="1080" w:type="dxa"/>
             <w:tcMar>
-              <w:top w:w="120" w:type="dxa"/>
-              <w:bottom w:w="120" w:type="dxa"/>
-              <w:left w:w="160" w:type="dxa"/>
-              <w:right w:w="160" w:type="dxa"/>
+              <w:top w:w="80" w:type="dxa"/>
+              <w:bottom w:w="80" w:type="dxa"/>
+              <w:left w:w="100" w:type="dxa"/>
+              <w:right w:w="100" w:type="dxa"/>
             </w:tcMar>
-            <w:shd w:fill="FFFFFF"/>
+            <w:shd w:fill="FAFAFA"/>
           </w:tcPr>
           <w:p>
             <w:r/>
@@ -976,7 +994,7 @@
           <w:p>
             <w:pPr>
               <w:spacing w:before="0" w:after="40" w:line="276" w:lineRule="auto"/>
-              <w:jc w:val="left"/>
+              <w:jc w:val="center"/>
             </w:pPr>
             <w:r>
               <w:rPr>
@@ -988,17 +1006,21 @@
         </w:tc>
       </w:tr>
       <w:tr>
+        <w:trPr>
+          <w:cantSplit/>
+        </w:trPr>
         <w:tc>
           <w:tcPr>
-            <w:tcW w:type="dxa" w:w="1921"/>
+            <w:tcW w:type="dxa" w:w="936"/>
             <w:vAlign w:val="center"/>
+            <w:tcW w:w="936" w:type="dxa"/>
             <w:tcMar>
-              <w:top w:w="120" w:type="dxa"/>
-              <w:bottom w:w="120" w:type="dxa"/>
-              <w:left w:w="160" w:type="dxa"/>
-              <w:right w:w="160" w:type="dxa"/>
+              <w:top w:w="80" w:type="dxa"/>
+              <w:bottom w:w="80" w:type="dxa"/>
+              <w:left w:w="100" w:type="dxa"/>
+              <w:right w:w="100" w:type="dxa"/>
             </w:tcMar>
-            <w:shd w:fill="F8FAFC"/>
+            <w:shd w:fill="FFFFFF"/>
           </w:tcPr>
           <w:p>
             <w:r/>
@@ -1006,7 +1028,7 @@
           <w:p>
             <w:pPr>
               <w:spacing w:before="0" w:after="40" w:line="276" w:lineRule="auto"/>
-              <w:jc w:val="left"/>
+              <w:jc w:val="center"/>
             </w:pPr>
             <w:r>
               <w:rPr>
@@ -1018,15 +1040,16 @@
         </w:tc>
         <w:tc>
           <w:tcPr>
-            <w:tcW w:type="dxa" w:w="1921"/>
+            <w:tcW w:type="dxa" w:w="2088"/>
             <w:vAlign w:val="center"/>
+            <w:tcW w:w="2088" w:type="dxa"/>
             <w:tcMar>
-              <w:top w:w="120" w:type="dxa"/>
-              <w:bottom w:w="120" w:type="dxa"/>
-              <w:left w:w="160" w:type="dxa"/>
-              <w:right w:w="160" w:type="dxa"/>
+              <w:top w:w="80" w:type="dxa"/>
+              <w:bottom w:w="80" w:type="dxa"/>
+              <w:left w:w="100" w:type="dxa"/>
+              <w:right w:w="100" w:type="dxa"/>
             </w:tcMar>
-            <w:shd w:fill="F8FAFC"/>
+            <w:shd w:fill="FFFFFF"/>
           </w:tcPr>
           <w:p>
             <w:r/>
@@ -1046,15 +1069,16 @@
         </w:tc>
         <w:tc>
           <w:tcPr>
-            <w:tcW w:type="dxa" w:w="1921"/>
+            <w:tcW w:type="dxa" w:w="3989"/>
             <w:vAlign w:val="center"/>
+            <w:tcW w:w="3988" w:type="dxa"/>
             <w:tcMar>
-              <w:top w:w="120" w:type="dxa"/>
-              <w:bottom w:w="120" w:type="dxa"/>
-              <w:left w:w="160" w:type="dxa"/>
-              <w:right w:w="160" w:type="dxa"/>
+              <w:top w:w="80" w:type="dxa"/>
+              <w:bottom w:w="80" w:type="dxa"/>
+              <w:left w:w="100" w:type="dxa"/>
+              <w:right w:w="100" w:type="dxa"/>
             </w:tcMar>
-            <w:shd w:fill="F8FAFC"/>
+            <w:shd w:fill="FFFFFF"/>
           </w:tcPr>
           <w:p>
             <w:r/>
@@ -1071,15 +1095,16 @@
         </w:tc>
         <w:tc>
           <w:tcPr>
-            <w:tcW w:type="dxa" w:w="1921"/>
+            <w:tcW w:type="dxa" w:w="1656"/>
             <w:vAlign w:val="center"/>
+            <w:tcW w:w="1655" w:type="dxa"/>
             <w:tcMar>
-              <w:top w:w="120" w:type="dxa"/>
-              <w:bottom w:w="120" w:type="dxa"/>
-              <w:left w:w="160" w:type="dxa"/>
-              <w:right w:w="160" w:type="dxa"/>
+              <w:top w:w="80" w:type="dxa"/>
+              <w:bottom w:w="80" w:type="dxa"/>
+              <w:left w:w="100" w:type="dxa"/>
+              <w:right w:w="100" w:type="dxa"/>
             </w:tcMar>
-            <w:shd w:fill="F8FAFC"/>
+            <w:shd w:fill="FFFFFF"/>
           </w:tcPr>
           <w:p>
             <w:r/>
@@ -1105,15 +1130,16 @@
         </w:tc>
         <w:tc>
           <w:tcPr>
-            <w:tcW w:type="dxa" w:w="1921"/>
+            <w:tcW w:type="dxa" w:w="1080"/>
             <w:vAlign w:val="center"/>
+            <w:tcW w:w="1080" w:type="dxa"/>
             <w:tcMar>
-              <w:top w:w="120" w:type="dxa"/>
-              <w:bottom w:w="120" w:type="dxa"/>
-              <w:left w:w="160" w:type="dxa"/>
-              <w:right w:w="160" w:type="dxa"/>
+              <w:top w:w="80" w:type="dxa"/>
+              <w:bottom w:w="80" w:type="dxa"/>
+              <w:left w:w="100" w:type="dxa"/>
+              <w:right w:w="100" w:type="dxa"/>
             </w:tcMar>
-            <w:shd w:fill="F8FAFC"/>
+            <w:shd w:fill="FFFFFF"/>
           </w:tcPr>
           <w:p>
             <w:r/>
@@ -1121,7 +1147,7 @@
           <w:p>
             <w:pPr>
               <w:spacing w:before="0" w:after="40" w:line="276" w:lineRule="auto"/>
-              <w:jc w:val="left"/>
+              <w:jc w:val="center"/>
             </w:pPr>
             <w:r>
               <w:rPr>
@@ -1133,17 +1159,21 @@
         </w:tc>
       </w:tr>
       <w:tr>
+        <w:trPr>
+          <w:cantSplit/>
+        </w:trPr>
         <w:tc>
           <w:tcPr>
-            <w:tcW w:type="dxa" w:w="1921"/>
+            <w:tcW w:type="dxa" w:w="936"/>
             <w:vAlign w:val="center"/>
+            <w:tcW w:w="936" w:type="dxa"/>
             <w:tcMar>
-              <w:top w:w="120" w:type="dxa"/>
-              <w:bottom w:w="120" w:type="dxa"/>
-              <w:left w:w="160" w:type="dxa"/>
-              <w:right w:w="160" w:type="dxa"/>
+              <w:top w:w="80" w:type="dxa"/>
+              <w:bottom w:w="80" w:type="dxa"/>
+              <w:left w:w="100" w:type="dxa"/>
+              <w:right w:w="100" w:type="dxa"/>
             </w:tcMar>
-            <w:shd w:fill="FFFFFF"/>
+            <w:shd w:fill="FAFAFA"/>
           </w:tcPr>
           <w:p>
             <w:r/>
@@ -1151,7 +1181,7 @@
           <w:p>
             <w:pPr>
               <w:spacing w:before="0" w:after="40" w:line="276" w:lineRule="auto"/>
-              <w:jc w:val="left"/>
+              <w:jc w:val="center"/>
             </w:pPr>
             <w:r>
               <w:rPr>
@@ -1163,15 +1193,16 @@
         </w:tc>
         <w:tc>
           <w:tcPr>
-            <w:tcW w:type="dxa" w:w="1921"/>
+            <w:tcW w:type="dxa" w:w="2088"/>
             <w:vAlign w:val="center"/>
+            <w:tcW w:w="2088" w:type="dxa"/>
             <w:tcMar>
-              <w:top w:w="120" w:type="dxa"/>
-              <w:bottom w:w="120" w:type="dxa"/>
-              <w:left w:w="160" w:type="dxa"/>
-              <w:right w:w="160" w:type="dxa"/>
+              <w:top w:w="80" w:type="dxa"/>
+              <w:bottom w:w="80" w:type="dxa"/>
+              <w:left w:w="100" w:type="dxa"/>
+              <w:right w:w="100" w:type="dxa"/>
             </w:tcMar>
-            <w:shd w:fill="FFFFFF"/>
+            <w:shd w:fill="FAFAFA"/>
           </w:tcPr>
           <w:p>
             <w:r/>
@@ -1191,15 +1222,16 @@
         </w:tc>
         <w:tc>
           <w:tcPr>
-            <w:tcW w:type="dxa" w:w="1921"/>
+            <w:tcW w:type="dxa" w:w="3989"/>
             <w:vAlign w:val="center"/>
+            <w:tcW w:w="3988" w:type="dxa"/>
             <w:tcMar>
-              <w:top w:w="120" w:type="dxa"/>
-              <w:bottom w:w="120" w:type="dxa"/>
-              <w:left w:w="160" w:type="dxa"/>
-              <w:right w:w="160" w:type="dxa"/>
+              <w:top w:w="80" w:type="dxa"/>
+              <w:bottom w:w="80" w:type="dxa"/>
+              <w:left w:w="100" w:type="dxa"/>
+              <w:right w:w="100" w:type="dxa"/>
             </w:tcMar>
-            <w:shd w:fill="FFFFFF"/>
+            <w:shd w:fill="FAFAFA"/>
           </w:tcPr>
           <w:p>
             <w:r/>
@@ -1216,15 +1248,16 @@
         </w:tc>
         <w:tc>
           <w:tcPr>
-            <w:tcW w:type="dxa" w:w="1921"/>
+            <w:tcW w:type="dxa" w:w="1656"/>
             <w:vAlign w:val="center"/>
+            <w:tcW w:w="1655" w:type="dxa"/>
             <w:tcMar>
-              <w:top w:w="120" w:type="dxa"/>
-              <w:bottom w:w="120" w:type="dxa"/>
-              <w:left w:w="160" w:type="dxa"/>
-              <w:right w:w="160" w:type="dxa"/>
+              <w:top w:w="80" w:type="dxa"/>
+              <w:bottom w:w="80" w:type="dxa"/>
+              <w:left w:w="100" w:type="dxa"/>
+              <w:right w:w="100" w:type="dxa"/>
             </w:tcMar>
-            <w:shd w:fill="FFFFFF"/>
+            <w:shd w:fill="FAFAFA"/>
           </w:tcPr>
           <w:p>
             <w:r/>
@@ -1250,15 +1283,16 @@
         </w:tc>
         <w:tc>
           <w:tcPr>
-            <w:tcW w:type="dxa" w:w="1921"/>
+            <w:tcW w:type="dxa" w:w="1080"/>
             <w:vAlign w:val="center"/>
+            <w:tcW w:w="1080" w:type="dxa"/>
             <w:tcMar>
-              <w:top w:w="120" w:type="dxa"/>
-              <w:bottom w:w="120" w:type="dxa"/>
-              <w:left w:w="160" w:type="dxa"/>
-              <w:right w:w="160" w:type="dxa"/>
+              <w:top w:w="80" w:type="dxa"/>
+              <w:bottom w:w="80" w:type="dxa"/>
+              <w:left w:w="100" w:type="dxa"/>
+              <w:right w:w="100" w:type="dxa"/>
             </w:tcMar>
-            <w:shd w:fill="FFFFFF"/>
+            <w:shd w:fill="FAFAFA"/>
           </w:tcPr>
           <w:p>
             <w:r/>
@@ -1266,7 +1300,7 @@
           <w:p>
             <w:pPr>
               <w:spacing w:before="0" w:after="40" w:line="276" w:lineRule="auto"/>
-              <w:jc w:val="left"/>
+              <w:jc w:val="center"/>
             </w:pPr>
             <w:r>
               <w:rPr>
@@ -1278,17 +1312,21 @@
         </w:tc>
       </w:tr>
       <w:tr>
+        <w:trPr>
+          <w:cantSplit/>
+        </w:trPr>
         <w:tc>
           <w:tcPr>
-            <w:tcW w:type="dxa" w:w="1921"/>
+            <w:tcW w:type="dxa" w:w="936"/>
             <w:vAlign w:val="center"/>
+            <w:tcW w:w="936" w:type="dxa"/>
             <w:tcMar>
-              <w:top w:w="120" w:type="dxa"/>
-              <w:bottom w:w="120" w:type="dxa"/>
-              <w:left w:w="160" w:type="dxa"/>
-              <w:right w:w="160" w:type="dxa"/>
+              <w:top w:w="80" w:type="dxa"/>
+              <w:bottom w:w="80" w:type="dxa"/>
+              <w:left w:w="100" w:type="dxa"/>
+              <w:right w:w="100" w:type="dxa"/>
             </w:tcMar>
-            <w:shd w:fill="F8FAFC"/>
+            <w:shd w:fill="FFFFFF"/>
           </w:tcPr>
           <w:p>
             <w:r/>
@@ -1296,7 +1334,7 @@
           <w:p>
             <w:pPr>
               <w:spacing w:before="0" w:after="40" w:line="276" w:lineRule="auto"/>
-              <w:jc w:val="left"/>
+              <w:jc w:val="center"/>
             </w:pPr>
             <w:r>
               <w:rPr>
@@ -1308,15 +1346,16 @@
         </w:tc>
         <w:tc>
           <w:tcPr>
-            <w:tcW w:type="dxa" w:w="1921"/>
+            <w:tcW w:type="dxa" w:w="2088"/>
             <w:vAlign w:val="center"/>
+            <w:tcW w:w="2088" w:type="dxa"/>
             <w:tcMar>
-              <w:top w:w="120" w:type="dxa"/>
-              <w:bottom w:w="120" w:type="dxa"/>
-              <w:left w:w="160" w:type="dxa"/>
-              <w:right w:w="160" w:type="dxa"/>
+              <w:top w:w="80" w:type="dxa"/>
+              <w:bottom w:w="80" w:type="dxa"/>
+              <w:left w:w="100" w:type="dxa"/>
+              <w:right w:w="100" w:type="dxa"/>
             </w:tcMar>
-            <w:shd w:fill="F8FAFC"/>
+            <w:shd w:fill="FFFFFF"/>
           </w:tcPr>
           <w:p>
             <w:r/>
@@ -1336,15 +1375,16 @@
         </w:tc>
         <w:tc>
           <w:tcPr>
-            <w:tcW w:type="dxa" w:w="1921"/>
+            <w:tcW w:type="dxa" w:w="3989"/>
             <w:vAlign w:val="center"/>
+            <w:tcW w:w="3988" w:type="dxa"/>
             <w:tcMar>
-              <w:top w:w="120" w:type="dxa"/>
-              <w:bottom w:w="120" w:type="dxa"/>
-              <w:left w:w="160" w:type="dxa"/>
-              <w:right w:w="160" w:type="dxa"/>
+              <w:top w:w="80" w:type="dxa"/>
+              <w:bottom w:w="80" w:type="dxa"/>
+              <w:left w:w="100" w:type="dxa"/>
+              <w:right w:w="100" w:type="dxa"/>
             </w:tcMar>
-            <w:shd w:fill="F8FAFC"/>
+            <w:shd w:fill="FFFFFF"/>
           </w:tcPr>
           <w:p>
             <w:r/>
@@ -1361,15 +1401,16 @@
         </w:tc>
         <w:tc>
           <w:tcPr>
-            <w:tcW w:type="dxa" w:w="1921"/>
+            <w:tcW w:type="dxa" w:w="1656"/>
             <w:vAlign w:val="center"/>
+            <w:tcW w:w="1655" w:type="dxa"/>
             <w:tcMar>
-              <w:top w:w="120" w:type="dxa"/>
-              <w:bottom w:w="120" w:type="dxa"/>
-              <w:left w:w="160" w:type="dxa"/>
-              <w:right w:w="160" w:type="dxa"/>
+              <w:top w:w="80" w:type="dxa"/>
+              <w:bottom w:w="80" w:type="dxa"/>
+              <w:left w:w="100" w:type="dxa"/>
+              <w:right w:w="100" w:type="dxa"/>
             </w:tcMar>
-            <w:shd w:fill="F8FAFC"/>
+            <w:shd w:fill="FFFFFF"/>
           </w:tcPr>
           <w:p>
             <w:r/>
@@ -1395,15 +1436,16 @@
         </w:tc>
         <w:tc>
           <w:tcPr>
-            <w:tcW w:type="dxa" w:w="1921"/>
+            <w:tcW w:type="dxa" w:w="1080"/>
             <w:vAlign w:val="center"/>
+            <w:tcW w:w="1080" w:type="dxa"/>
             <w:tcMar>
-              <w:top w:w="120" w:type="dxa"/>
-              <w:bottom w:w="120" w:type="dxa"/>
-              <w:left w:w="160" w:type="dxa"/>
-              <w:right w:w="160" w:type="dxa"/>
+              <w:top w:w="80" w:type="dxa"/>
+              <w:bottom w:w="80" w:type="dxa"/>
+              <w:left w:w="100" w:type="dxa"/>
+              <w:right w:w="100" w:type="dxa"/>
             </w:tcMar>
-            <w:shd w:fill="F8FAFC"/>
+            <w:shd w:fill="FFFFFF"/>
           </w:tcPr>
           <w:p>
             <w:r/>
@@ -1411,7 +1453,7 @@
           <w:p>
             <w:pPr>
               <w:spacing w:before="0" w:after="40" w:line="276" w:lineRule="auto"/>
-              <w:jc w:val="left"/>
+              <w:jc w:val="center"/>
             </w:pPr>
             <w:r>
               <w:rPr>
@@ -1430,33 +1472,22 @@
     </w:p>
     <w:p>
       <w:pPr>
-        <w:spacing w:after="120" w:before="80"/>
-      </w:pPr>
-      <w:r>
-        <w:rPr>
-          <w:color w:val="CBD5E1"/>
-        </w:rPr>
-        <w:t>―――――――――――――――――――――――――――――――――――――――――――――――――――――――</w:t>
-      </w:r>
-    </w:p>
-    <w:p>
-      <w:pPr>
-        <w:spacing w:before="160" w:after="60"/>
+        <w:spacing w:before="180" w:after="60" w:line="276" w:lineRule="auto"/>
+        <w:jc w:val="left"/>
       </w:pPr>
       <w:r>
         <w:rPr>
           <w:b/>
-          <w:color w:val="0D7647"/>
-          <w:sz w:val="23"/>
+          <w:color w:val="0F172A"/>
+          <w:sz w:val="22"/>
         </w:rPr>
         <w:t>ĐIỀU 3. KẾT LUẬN NGHIỆM THU</w:t>
       </w:r>
     </w:p>
     <w:p>
       <w:pPr>
-        <w:spacing w:after="60" w:before="20" w:line="276" w:lineRule="auto"/>
-        <w:ind w:left="288"/>
-        <w:jc w:val="left"/>
+        <w:spacing w:before="20" w:after="60" w:line="276" w:lineRule="auto"/>
+        <w:jc w:val="both"/>
       </w:pPr>
       <w:r>
         <w:t xml:space="preserve">1. </w:t>
@@ -1473,9 +1504,8 @@
     </w:p>
     <w:p>
       <w:pPr>
-        <w:spacing w:after="60" w:before="20" w:line="276" w:lineRule="auto"/>
-        <w:ind w:left="288"/>
-        <w:jc w:val="left"/>
+        <w:spacing w:before="20" w:after="60" w:line="276" w:lineRule="auto"/>
+        <w:jc w:val="both"/>
       </w:pPr>
       <w:r>
         <w:t xml:space="preserve">2. </w:t>
@@ -1492,9 +1522,8 @@
     </w:p>
     <w:p>
       <w:pPr>
-        <w:spacing w:after="60" w:before="20" w:line="276" w:lineRule="auto"/>
-        <w:ind w:left="288"/>
-        <w:jc w:val="left"/>
+        <w:spacing w:before="20" w:after="60" w:line="276" w:lineRule="auto"/>
+        <w:jc w:val="both"/>
       </w:pPr>
       <w:r>
         <w:t xml:space="preserve">3. </w:t>
@@ -1520,8 +1549,7 @@
       <w:r>
         <w:rPr>
           <w:rFonts w:ascii="Consolas" w:hAnsi="Consolas"/>
-          <w:color w:val="B42828"/>
-          <w:sz w:val="20"/>
+          <w:sz w:val="19"/>
         </w:rPr>
         <w:t>LM-OPS-SLA-14</w:t>
       </w:r>
@@ -1531,32 +1559,22 @@
     </w:p>
     <w:p>
       <w:pPr>
-        <w:spacing w:after="120" w:before="80"/>
-      </w:pPr>
-      <w:r>
-        <w:rPr>
-          <w:color w:val="CBD5E1"/>
-        </w:rPr>
-        <w:t>―――――――――――――――――――――――――――――――――――――――――――――――――――――――</w:t>
-      </w:r>
-    </w:p>
-    <w:p>
-      <w:pPr>
-        <w:spacing w:before="160" w:after="60"/>
+        <w:spacing w:before="180" w:after="60" w:line="276" w:lineRule="auto"/>
+        <w:jc w:val="left"/>
       </w:pPr>
       <w:r>
         <w:rPr>
           <w:b/>
-          <w:color w:val="0D7647"/>
-          <w:sz w:val="23"/>
+          <w:color w:val="0F172A"/>
+          <w:sz w:val="22"/>
         </w:rPr>
         <w:t>ĐIỀU 4. NGHĨA VỤ THANH TOÁN VÀ QUYẾT TOÁN TÀI CHÍNH</w:t>
       </w:r>
     </w:p>
     <w:p>
       <w:pPr>
-        <w:spacing w:after="80" w:before="0" w:line="276" w:lineRule="auto"/>
-        <w:jc w:val="left"/>
+        <w:spacing w:before="20" w:after="60" w:line="276" w:lineRule="auto"/>
+        <w:jc w:val="both"/>
       </w:pPr>
       <w:r>
         <w:t>Căn cứ kết quả nghiệm thu trên, Bên A có nghĩa vụ hoàn tất thanh toán đợt cuối cùng cho Bên B theo đúng quy định tại Hợp đồng:</w:t>
@@ -1564,15 +1582,15 @@
     </w:p>
     <w:p>
       <w:pPr>
-        <w:spacing w:after="60" w:before="20" w:line="276" w:lineRule="auto"/>
+        <w:spacing w:before="20" w:after="40" w:line="276" w:lineRule="auto"/>
         <w:ind w:left="360"/>
-        <w:jc w:val="left"/>
+        <w:jc w:val="both"/>
       </w:pPr>
       <w:r>
         <w:rPr>
           <w:b/>
         </w:rPr>
-        <w:t>•  Tổng giá trị hợp đồng đã ký:</w:t>
+        <w:t>Tổng giá trị hợp đồng đã ký:</w:t>
       </w:r>
       <w:r>
         <w:t xml:space="preserve"> 20,000,000 VND</w:t>
@@ -1580,15 +1598,15 @@
     </w:p>
     <w:p>
       <w:pPr>
-        <w:spacing w:after="60" w:before="20" w:line="276" w:lineRule="auto"/>
+        <w:spacing w:before="20" w:after="40" w:line="276" w:lineRule="auto"/>
         <w:ind w:left="360"/>
-        <w:jc w:val="left"/>
+        <w:jc w:val="both"/>
       </w:pPr>
       <w:r>
         <w:rPr>
           <w:b/>
         </w:rPr>
-        <w:t>•  Số tiền Bên A đã tạm ứng / đặt cọc Đợt 1:</w:t>
+        <w:t>Số tiền Bên A đã tạm ứng / đặt cọc Đợt 1:</w:t>
       </w:r>
       <w:r>
         <w:t xml:space="preserve"> 10,000,000 VND</w:t>
@@ -1596,15 +1614,15 @@
     </w:p>
     <w:p>
       <w:pPr>
-        <w:spacing w:after="60" w:before="20" w:line="276" w:lineRule="auto"/>
+        <w:spacing w:before="20" w:after="40" w:line="276" w:lineRule="auto"/>
         <w:ind w:left="360"/>
-        <w:jc w:val="left"/>
+        <w:jc w:val="both"/>
       </w:pPr>
       <w:r>
         <w:rPr>
           <w:b/>
         </w:rPr>
-        <w:t>•  Chi phí phát sinh theo các Phiếu Change Request (nếu có):</w:t>
+        <w:t>Chi phí phát sinh theo các Phiếu Change Request (nếu có):</w:t>
       </w:r>
       <w:r>
         <w:t xml:space="preserve"> [TIEN_CR_PHAT_SINH] VND</w:t>
@@ -1612,15 +1630,15 @@
     </w:p>
     <w:p>
       <w:pPr>
-        <w:spacing w:after="60" w:before="20" w:line="276" w:lineRule="auto"/>
+        <w:spacing w:before="20" w:after="40" w:line="276" w:lineRule="auto"/>
         <w:ind w:left="360"/>
-        <w:jc w:val="left"/>
+        <w:jc w:val="both"/>
       </w:pPr>
       <w:r>
         <w:rPr>
           <w:b/>
         </w:rPr>
-        <w:t>•  SỐ TIỀN CÒN LẠI BÊN A CẦN THANH TOÁN QUYẾT TOÁN:</w:t>
+        <w:t>SỐ TIỀN CÒN LẠI BÊN A CẦN THANH TOÁN QUYẾT TOÁN:</w:t>
       </w:r>
       <w:r>
         <w:t xml:space="preserve"> </w:t>
@@ -1631,14 +1649,11 @@
         </w:rPr>
         <w:t>10,000,000 VND</w:t>
       </w:r>
-      <w:r>
-        <w:t xml:space="preserve">  </w:t>
-      </w:r>
     </w:p>
     <w:p>
       <w:pPr>
-        <w:spacing w:after="80" w:before="0" w:line="276" w:lineRule="auto"/>
-        <w:jc w:val="left"/>
+        <w:spacing w:before="20" w:after="60" w:line="276" w:lineRule="auto"/>
+        <w:jc w:val="both"/>
       </w:pPr>
       <w:r>
         <w:t xml:space="preserve">  </w:t>
@@ -1652,15 +1667,15 @@
     </w:p>
     <w:p>
       <w:pPr>
-        <w:spacing w:after="60" w:before="20" w:line="276" w:lineRule="auto"/>
+        <w:spacing w:before="20" w:after="40" w:line="276" w:lineRule="auto"/>
         <w:ind w:left="360"/>
-        <w:jc w:val="left"/>
+        <w:jc w:val="both"/>
       </w:pPr>
       <w:r>
         <w:rPr>
           <w:b/>
         </w:rPr>
-        <w:t>•  Thời hạn thanh toán đợt cuối:</w:t>
+        <w:t>Thời hạn thanh toán đợt cuối:</w:t>
       </w:r>
       <w:r>
         <w:t xml:space="preserve"> Trong vòng </w:t>
@@ -1677,29 +1692,18 @@
     </w:p>
     <w:p>
       <w:pPr>
-        <w:spacing w:after="60" w:before="20" w:line="276" w:lineRule="auto"/>
+        <w:spacing w:before="20" w:after="40" w:line="276" w:lineRule="auto"/>
         <w:ind w:left="360"/>
-        <w:jc w:val="left"/>
+        <w:jc w:val="both"/>
       </w:pPr>
       <w:r>
-        <w:t>•  Bên B có nghĩa vụ xuất hóa đơn hợp pháp cho Bên A tương ứng với giá trị dịch vụ theo quy định của Luật Quản lý thuế sau khi nhận đủ thanh toán.</w:t>
+        <w:t>Bên B có nghĩa vụ xuất hóa đơn hợp pháp cho Bên A tương ứng với giá trị dịch vụ theo quy định của Luật Quản lý thuế sau khi nhận đủ thanh toán.</w:t>
       </w:r>
     </w:p>
     <w:p>
       <w:pPr>
-        <w:spacing w:after="120" w:before="80"/>
-      </w:pPr>
-      <w:r>
-        <w:rPr>
-          <w:color w:val="CBD5E1"/>
-        </w:rPr>
-        <w:t>―――――――――――――――――――――――――――――――――――――――――――――――――――――――</w:t>
-      </w:r>
-    </w:p>
-    <w:p>
-      <w:pPr>
-        <w:spacing w:after="80" w:before="0" w:line="276" w:lineRule="auto"/>
-        <w:jc w:val="left"/>
+        <w:spacing w:before="20" w:after="60" w:line="276" w:lineRule="auto"/>
+        <w:jc w:val="both"/>
       </w:pPr>
       <w:r>
         <w:t>Biên bản này được lập thành 02 (hai) bản gốc bằng tiếng Việt có giá trị pháp lý như nhau, mỗi Bên giữ 01 (một) bản làm căn cứ thanh toán, thanh lý hợp đồng và kích hoạt chế độ bảo hành.</w:t>
@@ -1720,21 +1724,25 @@
         </w:tblBorders>
       </w:tblPr>
       <w:tblGrid>
-        <w:gridCol w:w="4802"/>
-        <w:gridCol w:w="4802"/>
+        <w:gridCol w:w="4874"/>
+        <w:gridCol w:w="4874"/>
       </w:tblGrid>
       <w:tr>
+        <w:trPr>
+          <w:cantSplit/>
+        </w:trPr>
         <w:tc>
           <w:tcPr>
-            <w:tcW w:type="dxa" w:w="4802"/>
+            <w:tcW w:type="dxa" w:w="4867"/>
             <w:vAlign w:val="center"/>
+            <w:tcW w:w="4867" w:type="dxa"/>
             <w:tcMar>
-              <w:top w:w="120" w:type="dxa"/>
-              <w:bottom w:w="120" w:type="dxa"/>
-              <w:left w:w="160" w:type="dxa"/>
-              <w:right w:w="160" w:type="dxa"/>
+              <w:top w:w="90" w:type="dxa"/>
+              <w:bottom w:w="90" w:type="dxa"/>
+              <w:left w:w="100" w:type="dxa"/>
+              <w:right w:w="100" w:type="dxa"/>
             </w:tcMar>
-            <w:shd w:fill="EDF7F1"/>
+            <w:shd w:fill="F8FAFC"/>
           </w:tcPr>
           <w:p>
             <w:r/>
@@ -1747,7 +1755,7 @@
             <w:r>
               <w:rPr>
                 <w:b/>
-                <w:color w:val="0D7647"/>
+                <w:sz w:val="20"/>
               </w:rPr>
               <w:t>ĐẠI DIỆN BÊN A (KHÁCH HÀNG)</w:t>
             </w:r>
@@ -1755,15 +1763,16 @@
         </w:tc>
         <w:tc>
           <w:tcPr>
-            <w:tcW w:type="dxa" w:w="4802"/>
+            <w:tcW w:type="dxa" w:w="4882"/>
             <w:vAlign w:val="center"/>
+            <w:tcW w:w="4881" w:type="dxa"/>
             <w:tcMar>
-              <w:top w:w="120" w:type="dxa"/>
-              <w:bottom w:w="120" w:type="dxa"/>
-              <w:left w:w="160" w:type="dxa"/>
-              <w:right w:w="160" w:type="dxa"/>
+              <w:top w:w="90" w:type="dxa"/>
+              <w:bottom w:w="90" w:type="dxa"/>
+              <w:left w:w="100" w:type="dxa"/>
+              <w:right w:w="100" w:type="dxa"/>
             </w:tcMar>
-            <w:shd w:fill="EDF7F1"/>
+            <w:shd w:fill="F8FAFC"/>
           </w:tcPr>
           <w:p>
             <w:r/>
@@ -1776,7 +1785,7 @@
             <w:r>
               <w:rPr>
                 <w:b/>
-                <w:color w:val="0D7647"/>
+                <w:sz w:val="20"/>
               </w:rPr>
               <w:t>ĐẠI DIỆN BÊN B (LOCALMATE)</w:t>
             </w:r>
@@ -1784,17 +1793,21 @@
         </w:tc>
       </w:tr>
       <w:tr>
+        <w:trPr>
+          <w:cantSplit/>
+        </w:trPr>
         <w:tc>
           <w:tcPr>
-            <w:tcW w:type="dxa" w:w="4802"/>
+            <w:tcW w:type="dxa" w:w="4867"/>
             <w:vAlign w:val="center"/>
+            <w:tcW w:w="4867" w:type="dxa"/>
             <w:tcMar>
-              <w:top w:w="120" w:type="dxa"/>
-              <w:bottom w:w="120" w:type="dxa"/>
-              <w:left w:w="160" w:type="dxa"/>
-              <w:right w:w="160" w:type="dxa"/>
+              <w:top w:w="80" w:type="dxa"/>
+              <w:bottom w:w="80" w:type="dxa"/>
+              <w:left w:w="100" w:type="dxa"/>
+              <w:right w:w="100" w:type="dxa"/>
             </w:tcMar>
-            <w:shd w:fill="F8FAFC"/>
+            <w:shd w:fill="FFFFFF"/>
           </w:tcPr>
           <w:p>
             <w:r/>
@@ -1814,15 +1827,16 @@
         </w:tc>
         <w:tc>
           <w:tcPr>
-            <w:tcW w:type="dxa" w:w="4802"/>
+            <w:tcW w:type="dxa" w:w="4882"/>
             <w:vAlign w:val="center"/>
+            <w:tcW w:w="4881" w:type="dxa"/>
             <w:tcMar>
-              <w:top w:w="120" w:type="dxa"/>
-              <w:bottom w:w="120" w:type="dxa"/>
-              <w:left w:w="160" w:type="dxa"/>
-              <w:right w:w="160" w:type="dxa"/>
+              <w:top w:w="80" w:type="dxa"/>
+              <w:bottom w:w="80" w:type="dxa"/>
+              <w:left w:w="100" w:type="dxa"/>
+              <w:right w:w="100" w:type="dxa"/>
             </w:tcMar>
-            <w:shd w:fill="F8FAFC"/>
+            <w:shd w:fill="FFFFFF"/>
           </w:tcPr>
           <w:p>
             <w:r/>
@@ -1842,99 +1856,60 @@
         </w:tc>
       </w:tr>
       <w:tr>
+        <w:trPr>
+          <w:cantSplit/>
+        </w:trPr>
         <w:tc>
           <w:tcPr>
-            <w:tcW w:type="dxa" w:w="4802"/>
+            <w:tcW w:type="dxa" w:w="4867"/>
             <w:vAlign w:val="center"/>
+            <w:tcW w:w="4867" w:type="dxa"/>
             <w:tcMar>
-              <w:top w:w="120" w:type="dxa"/>
-              <w:bottom w:w="120" w:type="dxa"/>
-              <w:left w:w="160" w:type="dxa"/>
-              <w:right w:w="160" w:type="dxa"/>
+              <w:top w:w="80" w:type="dxa"/>
+              <w:bottom w:w="80" w:type="dxa"/>
+              <w:left w:w="100" w:type="dxa"/>
+              <w:right w:w="100" w:type="dxa"/>
             </w:tcMar>
-            <w:shd w:fill="FFFFFF"/>
+            <w:shd w:fill="FAFAFA"/>
           </w:tcPr>
           <w:p>
             <w:r/>
           </w:p>
-          <w:p>
-            <w:pPr>
-              <w:spacing w:before="0" w:after="40" w:line="276" w:lineRule="auto"/>
-              <w:jc w:val="left"/>
-            </w:pPr>
-          </w:p>
-          <w:p>
-            <w:pPr>
-              <w:spacing w:before="0" w:after="40" w:line="276" w:lineRule="auto"/>
-              <w:jc w:val="left"/>
-            </w:pPr>
-          </w:p>
-          <w:p>
-            <w:pPr>
-              <w:spacing w:before="0" w:after="40" w:line="276" w:lineRule="auto"/>
-              <w:jc w:val="left"/>
-            </w:pPr>
-          </w:p>
-          <w:p>
-            <w:pPr>
-              <w:spacing w:before="0" w:after="40" w:line="276" w:lineRule="auto"/>
-              <w:jc w:val="left"/>
-            </w:pPr>
-          </w:p>
         </w:tc>
         <w:tc>
           <w:tcPr>
-            <w:tcW w:type="dxa" w:w="4802"/>
+            <w:tcW w:type="dxa" w:w="4882"/>
             <w:vAlign w:val="center"/>
+            <w:tcW w:w="4881" w:type="dxa"/>
             <w:tcMar>
-              <w:top w:w="120" w:type="dxa"/>
-              <w:bottom w:w="120" w:type="dxa"/>
-              <w:left w:w="160" w:type="dxa"/>
-              <w:right w:w="160" w:type="dxa"/>
+              <w:top w:w="80" w:type="dxa"/>
+              <w:bottom w:w="80" w:type="dxa"/>
+              <w:left w:w="100" w:type="dxa"/>
+              <w:right w:w="100" w:type="dxa"/>
             </w:tcMar>
-            <w:shd w:fill="FFFFFF"/>
+            <w:shd w:fill="FAFAFA"/>
           </w:tcPr>
           <w:p>
             <w:r/>
           </w:p>
-          <w:p>
-            <w:pPr>
-              <w:spacing w:before="0" w:after="40" w:line="276" w:lineRule="auto"/>
-              <w:jc w:val="left"/>
-            </w:pPr>
-          </w:p>
-          <w:p>
-            <w:pPr>
-              <w:spacing w:before="0" w:after="40" w:line="276" w:lineRule="auto"/>
-              <w:jc w:val="left"/>
-            </w:pPr>
-          </w:p>
-          <w:p>
-            <w:pPr>
-              <w:spacing w:before="0" w:after="40" w:line="276" w:lineRule="auto"/>
-              <w:jc w:val="left"/>
-            </w:pPr>
-          </w:p>
-          <w:p>
-            <w:pPr>
-              <w:spacing w:before="0" w:after="40" w:line="276" w:lineRule="auto"/>
-              <w:jc w:val="left"/>
-            </w:pPr>
-          </w:p>
         </w:tc>
       </w:tr>
       <w:tr>
+        <w:trPr>
+          <w:cantSplit/>
+        </w:trPr>
         <w:tc>
           <w:tcPr>
-            <w:tcW w:type="dxa" w:w="4802"/>
+            <w:tcW w:type="dxa" w:w="4867"/>
             <w:vAlign w:val="center"/>
+            <w:tcW w:w="4867" w:type="dxa"/>
             <w:tcMar>
-              <w:top w:w="120" w:type="dxa"/>
-              <w:bottom w:w="120" w:type="dxa"/>
-              <w:left w:w="160" w:type="dxa"/>
-              <w:right w:w="160" w:type="dxa"/>
+              <w:top w:w="80" w:type="dxa"/>
+              <w:bottom w:w="80" w:type="dxa"/>
+              <w:left w:w="100" w:type="dxa"/>
+              <w:right w:w="100" w:type="dxa"/>
             </w:tcMar>
-            <w:shd w:fill="F8FAFC"/>
+            <w:shd w:fill="FFFFFF"/>
           </w:tcPr>
           <w:p>
             <w:r/>
@@ -1957,15 +1932,16 @@
         </w:tc>
         <w:tc>
           <w:tcPr>
-            <w:tcW w:type="dxa" w:w="4802"/>
+            <w:tcW w:type="dxa" w:w="4882"/>
             <w:vAlign w:val="center"/>
+            <w:tcW w:w="4881" w:type="dxa"/>
             <w:tcMar>
-              <w:top w:w="120" w:type="dxa"/>
-              <w:bottom w:w="120" w:type="dxa"/>
-              <w:left w:w="160" w:type="dxa"/>
-              <w:right w:w="160" w:type="dxa"/>
+              <w:top w:w="80" w:type="dxa"/>
+              <w:bottom w:w="80" w:type="dxa"/>
+              <w:left w:w="100" w:type="dxa"/>
+              <w:right w:w="100" w:type="dxa"/>
             </w:tcMar>
-            <w:shd w:fill="F8FAFC"/>
+            <w:shd w:fill="FFFFFF"/>
           </w:tcPr>
           <w:p>
             <w:r/>
@@ -1988,17 +1964,21 @@
         </w:tc>
       </w:tr>
       <w:tr>
+        <w:trPr>
+          <w:cantSplit/>
+        </w:trPr>
         <w:tc>
           <w:tcPr>
-            <w:tcW w:type="dxa" w:w="4802"/>
+            <w:tcW w:type="dxa" w:w="4867"/>
             <w:vAlign w:val="center"/>
+            <w:tcW w:w="4867" w:type="dxa"/>
             <w:tcMar>
-              <w:top w:w="120" w:type="dxa"/>
-              <w:bottom w:w="120" w:type="dxa"/>
-              <w:left w:w="160" w:type="dxa"/>
-              <w:right w:w="160" w:type="dxa"/>
+              <w:top w:w="80" w:type="dxa"/>
+              <w:bottom w:w="80" w:type="dxa"/>
+              <w:left w:w="100" w:type="dxa"/>
+              <w:right w:w="100" w:type="dxa"/>
             </w:tcMar>
-            <w:shd w:fill="FFFFFF"/>
+            <w:shd w:fill="FAFAFA"/>
           </w:tcPr>
           <w:p>
             <w:r/>
@@ -2021,15 +2001,16 @@
         </w:tc>
         <w:tc>
           <w:tcPr>
-            <w:tcW w:type="dxa" w:w="4802"/>
+            <w:tcW w:type="dxa" w:w="4882"/>
             <w:vAlign w:val="center"/>
+            <w:tcW w:w="4881" w:type="dxa"/>
             <w:tcMar>
-              <w:top w:w="120" w:type="dxa"/>
-              <w:bottom w:w="120" w:type="dxa"/>
-              <w:left w:w="160" w:type="dxa"/>
-              <w:right w:w="160" w:type="dxa"/>
+              <w:top w:w="80" w:type="dxa"/>
+              <w:bottom w:w="80" w:type="dxa"/>
+              <w:left w:w="100" w:type="dxa"/>
+              <w:right w:w="100" w:type="dxa"/>
             </w:tcMar>
-            <w:shd w:fill="FFFFFF"/>
+            <w:shd w:fill="FAFAFA"/>
           </w:tcPr>
           <w:p>
             <w:r/>
@@ -2052,17 +2033,21 @@
         </w:tc>
       </w:tr>
       <w:tr>
+        <w:trPr>
+          <w:cantSplit/>
+        </w:trPr>
         <w:tc>
           <w:tcPr>
-            <w:tcW w:type="dxa" w:w="4802"/>
+            <w:tcW w:type="dxa" w:w="4867"/>
             <w:vAlign w:val="center"/>
+            <w:tcW w:w="4867" w:type="dxa"/>
             <w:tcMar>
-              <w:top w:w="120" w:type="dxa"/>
-              <w:bottom w:w="120" w:type="dxa"/>
-              <w:left w:w="160" w:type="dxa"/>
-              <w:right w:w="160" w:type="dxa"/>
+              <w:top w:w="80" w:type="dxa"/>
+              <w:bottom w:w="80" w:type="dxa"/>
+              <w:left w:w="100" w:type="dxa"/>
+              <w:right w:w="100" w:type="dxa"/>
             </w:tcMar>
-            <w:shd w:fill="F8FAFC"/>
+            <w:shd w:fill="FFFFFF"/>
           </w:tcPr>
           <w:p>
             <w:r/>
@@ -2085,15 +2070,16 @@
         </w:tc>
         <w:tc>
           <w:tcPr>
-            <w:tcW w:type="dxa" w:w="4802"/>
+            <w:tcW w:type="dxa" w:w="4882"/>
             <w:vAlign w:val="center"/>
+            <w:tcW w:w="4881" w:type="dxa"/>
             <w:tcMar>
-              <w:top w:w="120" w:type="dxa"/>
-              <w:bottom w:w="120" w:type="dxa"/>
-              <w:left w:w="160" w:type="dxa"/>
-              <w:right w:w="160" w:type="dxa"/>
+              <w:top w:w="80" w:type="dxa"/>
+              <w:bottom w:w="80" w:type="dxa"/>
+              <w:left w:w="100" w:type="dxa"/>
+              <w:right w:w="100" w:type="dxa"/>
             </w:tcMar>
-            <w:shd w:fill="F8FAFC"/>
+            <w:shd w:fill="FFFFFF"/>
           </w:tcPr>
           <w:p>
             <w:r/>
@@ -2123,7 +2109,7 @@
     </w:p>
     <w:sectPr>
       <w:pgSz w:w="11909" w:h="16834"/>
-      <w:pgMar w:top="1152" w:right="1152" w:bottom="1152" w:left="1152" w:header="720" w:footer="720" w:gutter="0"/>
+      <w:pgMar w:top="1138" w:right="936" w:bottom="1138" w:left="1224" w:header="720" w:footer="720" w:gutter="0"/>
       <w:cols w:space="720"/>
       <w:docGrid w:linePitch="360"/>
     </w:sectPr>
@@ -2496,7 +2482,7 @@
     <w:rsid w:val="00FC693F"/>
     <w:rPr>
       <w:rFonts w:ascii="Times New Roman" w:hAnsi="Times New Roman"/>
-      <w:color w:val="1E293B"/>
+      <w:color w:val="0F172A"/>
       <w:sz w:val="22"/>
     </w:rPr>
   </w:style>
